--- a/print/letter/spray-bottle--rainbow-maker.docx
+++ b/print/letter/spray-bottle--rainbow-maker.docx
@@ -2,7 +2,7 @@
 <file path=word/document.xml><?xml version="1.0" encoding="utf-8"?>
 <w:document xmlns:w="http://schemas.openxmlformats.org/wordprocessingml/2006/main" xmlns:m="http://schemas.openxmlformats.org/officeDocument/2006/math" xmlns:r="http://schemas.openxmlformats.org/officeDocument/2006/relationships" xmlns:o="urn:schemas-microsoft-com:office:office" xmlns:v="urn:schemas-microsoft-com:vml" xmlns:w10="urn:schemas-microsoft-com:office:word" xmlns:a="http://schemas.openxmlformats.org/drawingml/2006/main" xmlns:pic="http://schemas.openxmlformats.org/drawingml/2006/picture" xmlns:wp="http://schemas.openxmlformats.org/drawingml/2006/wordprocessingDrawing">
   <w:body>
-    <w:bookmarkStart w:id="36" w:name="X6fa9ce835b2621bf14809b75a7e1a24212381b7"/>
+    <w:bookmarkStart w:id="39" w:name="X6fa9ce835b2621bf14809b75a7e1a24212381b7"/>
     <w:p>
       <w:pPr>
         <w:pStyle w:val="Heading1"/>
@@ -15,56 +15,18 @@
       <w:pPr>
         <w:pStyle w:val="FirstParagraph"/>
       </w:pPr>
-      <w:r>
-        <w:t xml:space="preserve">⏱️</w:t>
-      </w:r>
-      <w:r>
-        <w:t xml:space="preserve"> </w:t>
-      </w:r>
       <w:r>
         <w:rPr>
           <w:bCs/>
           <w:b/>
         </w:rPr>
-        <w:t xml:space="preserve">10 min</w:t>
+        <w:t xml:space="preserve">⚡ Short · 10 min</w:t>
       </w:r>
       <w:r>
         <w:t xml:space="preserve"> </w:t>
       </w:r>
       <w:r>
-        <w:t xml:space="preserve">· 🧽 Cleanup</w:t>
-      </w:r>
-      <w:r>
-        <w:t xml:space="preserve"> </w:t>
-      </w:r>
-      <w:r>
-        <w:rPr>
-          <w:bCs/>
-          <w:b/>
-        </w:rPr>
-        <w:t xml:space="preserve">$</w:t>
-      </w:r>
-      <w:r>
-        <w:t xml:space="preserve"> </w:t>
-      </w:r>
-      <w:r>
-        <w:t xml:space="preserve">(Quick wipe (2 min) 🧻) · 👧 Ages</w:t>
-      </w:r>
-      <w:r>
-        <w:t xml:space="preserve"> </w:t>
-      </w:r>
-      <w:r>
-        <w:rPr>
-          <w:bCs/>
-          <w:b/>
-        </w:rPr>
-        <w:t xml:space="preserve">3+</w:t>
-      </w:r>
-      <w:r>
-        <w:t xml:space="preserve"> </w:t>
-      </w:r>
-      <w:r>
-        <w:t xml:space="preserve">· ☀️ Outside</w:t>
+        <w:t xml:space="preserve">· ✨ No cleanup · 🔉 Quiet · 🌳 Outdoor · 👤👥 Solo or group · 🎂 Ages 6–11+</w:t>
       </w:r>
     </w:p>
     <w:p>
@@ -280,22 +242,43 @@
     </w:p>
     <w:bookmarkEnd w:id="25"/>
     <w:bookmarkEnd w:id="26"/>
-    <w:bookmarkStart w:id="30" w:name="X90575d67fe14a03ef1898ae2a832688b148a116"/>
+    <w:bookmarkStart w:id="33" w:name="X67012d8413f3110ab14b8e2014e44e49739ed72"/>
     <w:p>
       <w:pPr>
         <w:pStyle w:val="Heading2"/>
       </w:pPr>
       <w:r>
-        <w:t xml:space="preserve">🌟 Level Up</w:t>
-      </w:r>
-    </w:p>
-    <w:bookmarkStart w:id="27" w:name="X7ac29abf67c27e4f28e3ba90c5f047b9d2e7a21"/>
+        <w:t xml:space="preserve">🎚️ By Age</w:t>
+      </w:r>
+    </w:p>
+    <w:p>
+      <w:pPr>
+        <w:pStyle w:val="FirstParagraph"/>
+      </w:pPr>
+      <w:r>
+        <w:t xml:space="preserve">🎂 Pick the age. Every age can do the main steps — this is the</w:t>
+      </w:r>
+      <w:r>
+        <w:t xml:space="preserve"> </w:t>
+      </w:r>
+      <w:r>
+        <w:rPr>
+          <w:bCs/>
+          <w:b/>
+        </w:rPr>
+        <w:t xml:space="preserve">extra challenge</w:t>
+      </w:r>
+      <w:r>
+        <w:t xml:space="preserve">.</w:t>
+      </w:r>
+    </w:p>
+    <w:bookmarkStart w:id="27" w:name="Xd9a988c13166dcb49a5852075871601ad97e5df"/>
     <w:p>
       <w:pPr>
         <w:pStyle w:val="Heading3"/>
       </w:pPr>
       <w:r>
-        <w:t xml:space="preserve">🥉 Easy</w:t>
+        <w:t xml:space="preserve">6️⃣ Age 6</w:t>
       </w:r>
     </w:p>
     <w:p>
@@ -303,17 +286,23 @@
         <w:pStyle w:val="FirstParagraph"/>
       </w:pPr>
       <w:r>
-        <w:t xml:space="preserve">Find the rainbow. Shout "I MADE IT!" 📣</w:t>
+        <w:t xml:space="preserve">A grown-up helps you stand in the right spot.</w:t>
+      </w:r>
+      <w:r>
+        <w:br/>
+      </w:r>
+      <w:r>
+        <w:t xml:space="preserve">Find the rainbow. Name all 6 colors out loud! 🗣️</w:t>
       </w:r>
     </w:p>
     <w:bookmarkEnd w:id="27"/>
-    <w:bookmarkStart w:id="28" w:name="Xf43672ad423d0282496fbf467992b0f330b443a"/>
+    <w:bookmarkStart w:id="28" w:name="X1dad34a091d90dc09f1f3b2f85b389fb95004f6"/>
     <w:p>
       <w:pPr>
         <w:pStyle w:val="Heading3"/>
       </w:pPr>
       <w:r>
-        <w:t xml:space="preserve">🥈 Medium</w:t>
+        <w:t xml:space="preserve">7️⃣ Age 7</w:t>
       </w:r>
     </w:p>
     <w:p>
@@ -321,7 +310,26 @@
         <w:pStyle w:val="FirstParagraph"/>
       </w:pPr>
       <w:r>
-        <w:t xml:space="preserve">Look for a</w:t>
+        <w:t xml:space="preserve">Make it</w:t>
+      </w:r>
+      <w:r>
+        <w:t xml:space="preserve"> </w:t>
+      </w:r>
+      <w:r>
+        <w:rPr>
+          <w:bCs/>
+          <w:b/>
+        </w:rPr>
+        <w:t xml:space="preserve">all by yourself</w:t>
+      </w:r>
+      <w:r>
+        <w:t xml:space="preserve">. 💪</w:t>
+      </w:r>
+      <w:r>
+        <w:br/>
+      </w:r>
+      <w:r>
+        <w:t xml:space="preserve">Hunt for a</w:t>
       </w:r>
       <w:r>
         <w:t xml:space="preserve"> </w:t>
@@ -337,89 +345,127 @@
         <w:t xml:space="preserve"> </w:t>
       </w:r>
       <w:r>
-        <w:t xml:space="preserve">🌈🌈</w:t>
+        <w:t xml:space="preserve">🌈🌈 — it's fainter, outside the first one.</w:t>
       </w:r>
       <w:r>
         <w:br/>
       </w:r>
       <w:r>
-        <w:t xml:space="preserve">It's fainter and outside the first one.</w:t>
-      </w:r>
-      <w:r>
-        <w:br/>
-      </w:r>
-      <w:r>
-        <w:t xml:space="preserve">👀 The colors are</w:t>
-      </w:r>
-      <w:r>
-        <w:t xml:space="preserve"> </w:t>
-      </w:r>
+        <w:t xml:space="preserve">👀 Which color is on top in each one? (They're flipped!)</w:t>
+      </w:r>
+    </w:p>
+    <w:bookmarkEnd w:id="28"/>
+    <w:bookmarkStart w:id="29" w:name="X97592b81667438caff4f0ed360af5aa72e3327e"/>
+    <w:p>
+      <w:pPr>
+        <w:pStyle w:val="Heading3"/>
+      </w:pPr>
+      <w:r>
+        <w:t xml:space="preserve">8️⃣ Age 8</w:t>
+      </w:r>
+    </w:p>
+    <w:p>
+      <w:pPr>
+        <w:pStyle w:val="FirstParagraph"/>
+      </w:pPr>
       <w:r>
         <w:rPr>
           <w:bCs/>
           <w:b/>
         </w:rPr>
-        <w:t xml:space="preserve">flipped</w:t>
-      </w:r>
-      <w:r>
-        <w:t xml:space="preserve">!</w:t>
-      </w:r>
-    </w:p>
-    <w:bookmarkEnd w:id="28"/>
-    <w:bookmarkStart w:id="29" w:name="X62a67ac50e3cebf2d23861cbcb09541e5aea6e9"/>
+        <w:t xml:space="preserve">Rainbow Detective</w:t>
+      </w:r>
+      <w:r>
+        <w:t xml:space="preserve"> </w:t>
+      </w:r>
+      <w:r>
+        <w:t xml:space="preserve">🕵️</w:t>
+      </w:r>
+      <w:r>
+        <w:br/>
+      </w:r>
+      <w:r>
+        <w:t xml:space="preserve">Try at 3 times: morning 🌅, noon ☀️, afternoon 🌇.</w:t>
+      </w:r>
+      <w:r>
+        <w:br/>
+      </w:r>
+      <w:r>
+        <w:t xml:space="preserve">Fill in a Rainbow Report each time. When does it work best?</w:t>
+      </w:r>
+    </w:p>
+    <w:bookmarkEnd w:id="29"/>
+    <w:bookmarkStart w:id="30" w:name="X708f460606dd1a76d0749f0618bc9d68251a2b7"/>
     <w:p>
       <w:pPr>
         <w:pStyle w:val="Heading3"/>
       </w:pPr>
       <w:r>
-        <w:t xml:space="preserve">🥇 Hard</w:t>
+        <w:t xml:space="preserve">9️⃣ Age 9</w:t>
       </w:r>
     </w:p>
     <w:p>
       <w:pPr>
         <w:pStyle w:val="FirstParagraph"/>
       </w:pPr>
-      <w:r>
-        <w:t xml:space="preserve">Stand next to a friend. You spray.</w:t>
-      </w:r>
-      <w:r>
-        <w:br/>
-      </w:r>
-      <w:r>
-        <w:t xml:space="preserve">Who sees the rainbow? Do you BOTH see it? 🤔</w:t>
-      </w:r>
-      <w:r>
-        <w:br/>
-      </w:r>
-      <w:r>
-        <w:t xml:space="preserve">(Hint: everyone sees their</w:t>
-      </w:r>
-      <w:r>
-        <w:t xml:space="preserve"> </w:t>
-      </w:r>
       <w:r>
         <w:rPr>
           <w:bCs/>
           <w:b/>
         </w:rPr>
-        <w:t xml:space="preserve">own</w:t>
+        <w:t xml:space="preserve">Indoor rainbow</w:t>
       </w:r>
       <w:r>
         <w:t xml:space="preserve"> </w:t>
       </w:r>
       <w:r>
-        <w:t xml:space="preserve">rainbow!)</w:t>
-      </w:r>
-    </w:p>
-    <w:bookmarkEnd w:id="29"/>
+        <w:t xml:space="preserve">🏠</w:t>
+      </w:r>
+      <w:r>
+        <w:br/>
+      </w:r>
+      <w:r>
+        <w:t xml:space="preserve">Put a clear glass of water on a sunny windowsill. Put white paper on the floor below.</w:t>
+      </w:r>
+      <w:r>
+        <w:br/>
+      </w:r>
+      <w:r>
+        <w:t xml:space="preserve">Move the paper until a rainbow shows up. Draw a diagram: ☀️ → 🥛 → 📄</w:t>
+      </w:r>
+    </w:p>
     <w:bookmarkEnd w:id="30"/>
-    <w:bookmarkStart w:id="31" w:name="X9cc3fda027b658f876f44d44ddc22905faccd4e"/>
-    <w:p>
-      <w:pPr>
-        <w:pStyle w:val="Heading2"/>
-      </w:pPr>
-      <w:r>
-        <w:t xml:space="preserve">🧠 Why It Works</w:t>
+    <w:bookmarkStart w:id="31" w:name="X8171c026b6d3b019e037d636deb1627bab2ad11"/>
+    <w:p>
+      <w:pPr>
+        <w:pStyle w:val="Heading3"/>
+      </w:pPr>
+      <w:r>
+        <w:t xml:space="preserve">🔟 Age 10</w:t>
+      </w:r>
+    </w:p>
+    <w:p>
+      <w:pPr>
+        <w:pStyle w:val="FirstParagraph"/>
+      </w:pPr>
+      <w:r>
+        <w:rPr>
+          <w:bCs/>
+          <w:b/>
+        </w:rPr>
+        <w:t xml:space="preserve">Shadow test</w:t>
+      </w:r>
+      <w:r>
+        <w:t xml:space="preserve"> </w:t>
+      </w:r>
+      <w:r>
+        <w:t xml:space="preserve">📏</w:t>
+      </w:r>
+      <w:r>
+        <w:br/>
+      </w:r>
+      <w:r>
+        <w:t xml:space="preserve">Measure your height. Measure your shadow.</w:t>
       </w:r>
     </w:p>
     <w:p>
@@ -431,6 +477,188 @@
         <w:pStyle w:val="Compact"/>
       </w:pPr>
       <w:r>
+        <w:t xml:space="preserve">Shadow</w:t>
+      </w:r>
+      <w:r>
+        <w:t xml:space="preserve"> </w:t>
+      </w:r>
+      <w:r>
+        <w:rPr>
+          <w:bCs/>
+          <w:b/>
+        </w:rPr>
+        <w:t xml:space="preserve">longer</w:t>
+      </w:r>
+      <w:r>
+        <w:t xml:space="preserve"> </w:t>
+      </w:r>
+      <w:r>
+        <w:t xml:space="preserve">than you? Sun is low → rainbow likely ✅</w:t>
+      </w:r>
+    </w:p>
+    <w:p>
+      <w:pPr>
+        <w:numPr>
+          <w:ilvl w:val="0"/>
+          <w:numId w:val="1002"/>
+        </w:numPr>
+        <w:pStyle w:val="Compact"/>
+      </w:pPr>
+      <w:r>
+        <w:t xml:space="preserve">Shadow</w:t>
+      </w:r>
+      <w:r>
+        <w:t xml:space="preserve"> </w:t>
+      </w:r>
+      <w:r>
+        <w:rPr>
+          <w:bCs/>
+          <w:b/>
+        </w:rPr>
+        <w:t xml:space="preserve">shorter</w:t>
+      </w:r>
+      <w:r>
+        <w:t xml:space="preserve">? Sun is too high → probably no rainbow ❌</w:t>
+      </w:r>
+    </w:p>
+    <w:p>
+      <w:pPr>
+        <w:pStyle w:val="FirstParagraph"/>
+      </w:pPr>
+      <w:r>
+        <w:t xml:space="preserve">Predict first. Then spray. Were you right?</w:t>
+      </w:r>
+    </w:p>
+    <w:bookmarkEnd w:id="31"/>
+    <w:bookmarkStart w:id="32" w:name="X02bfb3385b20ae9fc9ed6803eef42fea02d2b46"/>
+    <w:p>
+      <w:pPr>
+        <w:pStyle w:val="Heading3"/>
+      </w:pPr>
+      <w:r>
+        <w:t xml:space="preserve">🚀 Age 11+</w:t>
+      </w:r>
+    </w:p>
+    <w:p>
+      <w:pPr>
+        <w:pStyle w:val="FirstParagraph"/>
+      </w:pPr>
+      <w:r>
+        <w:rPr>
+          <w:bCs/>
+          <w:b/>
+        </w:rPr>
+        <w:t xml:space="preserve">The 42° secret</w:t>
+      </w:r>
+      <w:r>
+        <w:t xml:space="preserve"> </w:t>
+      </w:r>
+      <w:r>
+        <w:t xml:space="preserve">📐</w:t>
+      </w:r>
+      <w:r>
+        <w:br/>
+      </w:r>
+      <w:r>
+        <w:t xml:space="preserve">A rainbow is a circle,</w:t>
+      </w:r>
+      <w:r>
+        <w:t xml:space="preserve"> </w:t>
+      </w:r>
+      <w:r>
+        <w:rPr>
+          <w:bCs/>
+          <w:b/>
+        </w:rPr>
+        <w:t xml:space="preserve">42°</w:t>
+      </w:r>
+      <w:r>
+        <w:t xml:space="preserve"> </w:t>
+      </w:r>
+      <w:r>
+        <w:t xml:space="preserve">around the shadow of your head.</w:t>
+      </w:r>
+    </w:p>
+    <w:p>
+      <w:pPr>
+        <w:numPr>
+          <w:ilvl w:val="0"/>
+          <w:numId w:val="1003"/>
+        </w:numPr>
+        <w:pStyle w:val="Compact"/>
+      </w:pPr>
+      <w:r>
+        <w:t xml:space="preserve">Cut a 42° angle from cardboard (use a protractor).</w:t>
+      </w:r>
+    </w:p>
+    <w:p>
+      <w:pPr>
+        <w:numPr>
+          <w:ilvl w:val="0"/>
+          <w:numId w:val="1003"/>
+        </w:numPr>
+        <w:pStyle w:val="Compact"/>
+      </w:pPr>
+      <w:r>
+        <w:t xml:space="preserve">Hold the corner at your eye. Point one edge at your head's shadow.</w:t>
+      </w:r>
+    </w:p>
+    <w:p>
+      <w:pPr>
+        <w:numPr>
+          <w:ilvl w:val="0"/>
+          <w:numId w:val="1003"/>
+        </w:numPr>
+        <w:pStyle w:val="Compact"/>
+      </w:pPr>
+      <w:r>
+        <w:t xml:space="preserve">Spray — the rainbow is right along the other edge!</w:t>
+      </w:r>
+    </w:p>
+    <w:p>
+      <w:pPr>
+        <w:pStyle w:val="FirstParagraph"/>
+      </w:pPr>
+      <w:r>
+        <w:t xml:space="preserve">✍️ Then explain</w:t>
+      </w:r>
+      <w:r>
+        <w:t xml:space="preserve"> </w:t>
+      </w:r>
+      <w:r>
+        <w:rPr>
+          <w:bCs/>
+          <w:b/>
+        </w:rPr>
+        <w:t xml:space="preserve">why the second rainbow's colors are flipped</w:t>
+      </w:r>
+      <w:r>
+        <w:t xml:space="preserve"> </w:t>
+      </w:r>
+      <w:r>
+        <w:t xml:space="preserve">(hint: light bounces twice inside each drop).</w:t>
+      </w:r>
+    </w:p>
+    <w:bookmarkEnd w:id="32"/>
+    <w:bookmarkEnd w:id="33"/>
+    <w:bookmarkStart w:id="34" w:name="X9cc3fda027b658f876f44d44ddc22905faccd4e"/>
+    <w:p>
+      <w:pPr>
+        <w:pStyle w:val="Heading2"/>
+      </w:pPr>
+      <w:r>
+        <w:t xml:space="preserve">🧠 Why It Works</w:t>
+      </w:r>
+    </w:p>
+    <w:p>
+      <w:pPr>
+        <w:numPr>
+          <w:ilvl w:val="0"/>
+          <w:numId w:val="1004"/>
+        </w:numPr>
+        <w:pStyle w:val="Compact"/>
+      </w:pPr>
+      <w:r>
         <w:t xml:space="preserve">☀️ Sunlight looks white… but it is</w:t>
       </w:r>
       <w:r>
@@ -451,7 +679,7 @@
       <w:pPr>
         <w:numPr>
           <w:ilvl w:val="0"/>
-          <w:numId w:val="1002"/>
+          <w:numId w:val="1004"/>
         </w:numPr>
         <w:pStyle w:val="Compact"/>
       </w:pPr>
@@ -463,7 +691,7 @@
       <w:pPr>
         <w:numPr>
           <w:ilvl w:val="0"/>
-          <w:numId w:val="1002"/>
+          <w:numId w:val="1004"/>
         </w:numPr>
         <w:pStyle w:val="Compact"/>
       </w:pPr>
@@ -475,7 +703,7 @@
       <w:pPr>
         <w:numPr>
           <w:ilvl w:val="0"/>
-          <w:numId w:val="1002"/>
+          <w:numId w:val="1004"/>
         </w:numPr>
         <w:pStyle w:val="Compact"/>
       </w:pPr>
@@ -483,8 +711,8 @@
         <w:t xml:space="preserve">🌧️ A real rainbow is the same trick, with rain!</w:t>
       </w:r>
     </w:p>
-    <w:bookmarkEnd w:id="31"/>
-    <w:bookmarkStart w:id="32" w:name="X6763fabfd04f5c4a4d62b566a897dedd22150e7"/>
+    <w:bookmarkEnd w:id="34"/>
+    <w:bookmarkStart w:id="35" w:name="X6763fabfd04f5c4a4d62b566a897dedd22150e7"/>
     <w:p>
       <w:pPr>
         <w:pStyle w:val="Heading2"/>
@@ -497,7 +725,7 @@
       <w:pPr>
         <w:numPr>
           <w:ilvl w:val="0"/>
-          <w:numId w:val="1003"/>
+          <w:numId w:val="1005"/>
         </w:numPr>
         <w:pStyle w:val="Compact"/>
       </w:pPr>
@@ -525,7 +753,7 @@
       <w:pPr>
         <w:numPr>
           <w:ilvl w:val="0"/>
-          <w:numId w:val="1003"/>
+          <w:numId w:val="1005"/>
         </w:numPr>
         <w:pStyle w:val="Compact"/>
       </w:pPr>
@@ -550,7 +778,7 @@
       <w:pPr>
         <w:numPr>
           <w:ilvl w:val="0"/>
-          <w:numId w:val="1003"/>
+          <w:numId w:val="1005"/>
         </w:numPr>
         <w:pStyle w:val="Compact"/>
       </w:pPr>
@@ -562,7 +790,7 @@
       <w:pPr>
         <w:numPr>
           <w:ilvl w:val="0"/>
-          <w:numId w:val="1003"/>
+          <w:numId w:val="1005"/>
         </w:numPr>
         <w:pStyle w:val="Compact"/>
       </w:pPr>
@@ -586,8 +814,8 @@
         <w:t xml:space="preserve">in the sky (under about 42°). At noon in summer it often won't work — that's physics, not you!</w:t>
       </w:r>
     </w:p>
-    <w:bookmarkEnd w:id="32"/>
-    <w:bookmarkStart w:id="33" w:name="X1e8c337912f0193a41fd873cd12ea5fd283b9ee"/>
+    <w:bookmarkEnd w:id="35"/>
+    <w:bookmarkStart w:id="36" w:name="X1e8c337912f0193a41fd873cd12ea5fd283b9ee"/>
     <w:p>
       <w:pPr>
         <w:pStyle w:val="Heading2"/>
@@ -601,24 +829,14 @@
         <w:pStyle w:val="FirstParagraph"/>
       </w:pPr>
       <w:r>
-        <w:rPr>
-          <w:bCs/>
-          <w:b/>
-        </w:rPr>
-        <w:t xml:space="preserve">$</w:t>
-      </w:r>
-      <w:r>
-        <w:t xml:space="preserve"> </w:t>
-      </w:r>
-      <w:r>
-        <w:t xml:space="preserve">— almost nothing!</w:t>
+        <w:t xml:space="preserve">almost nothing!</w:t>
       </w:r>
     </w:p>
     <w:p>
       <w:pPr>
         <w:numPr>
           <w:ilvl w:val="0"/>
-          <w:numId w:val="1004"/>
+          <w:numId w:val="1006"/>
         </w:numPr>
         <w:pStyle w:val="Compact"/>
       </w:pPr>
@@ -630,7 +848,7 @@
       <w:pPr>
         <w:numPr>
           <w:ilvl w:val="0"/>
-          <w:numId w:val="1004"/>
+          <w:numId w:val="1006"/>
         </w:numPr>
         <w:pStyle w:val="Compact"/>
       </w:pPr>
@@ -638,8 +856,8 @@
         <w:t xml:space="preserve">☐ 🧴 Bottle back in its spot</w:t>
       </w:r>
     </w:p>
-    <w:bookmarkEnd w:id="33"/>
-    <w:bookmarkStart w:id="35" w:name="X50cf555741e6e45190901c440e88d3230da7c1a"/>
+    <w:bookmarkEnd w:id="36"/>
+    <w:bookmarkStart w:id="38" w:name="X50cf555741e6e45190901c440e88d3230da7c1a"/>
     <w:p>
       <w:pPr>
         <w:pStyle w:val="Heading2"/>
@@ -649,7 +867,7 @@
         <w:t xml:space="preserve">🖨️ Printable</w:t>
       </w:r>
     </w:p>
-    <w:bookmarkStart w:id="34" w:name="X69cf7d83838f88d058a431a3b96aa089e7ca781"/>
+    <w:bookmarkStart w:id="37" w:name="X69cf7d83838f88d058a431a3b96aa089e7ca781"/>
     <w:p>
       <w:pPr>
         <w:pStyle w:val="Heading3"/>
@@ -866,9 +1084,9 @@
         </w:tc>
       </w:tr>
     </w:tbl>
-    <w:bookmarkEnd w:id="34"/>
-    <w:bookmarkEnd w:id="35"/>
-    <w:bookmarkEnd w:id="36"/>
+    <w:bookmarkEnd w:id="37"/>
+    <w:bookmarkEnd w:id="38"/>
+    <w:bookmarkEnd w:id="39"/>
     <w:sectPr>
       <w:pgSz w:h="15840" w:w="12240"/>
       <w:pgMar w:bottom="864" w:left="864" w:right="864" w:top="864"/>
@@ -1054,6 +1272,91 @@
       </w:pPr>
     </w:lvl>
   </w:abstractNum>
+  <w:abstractNum w:abstractNumId="99411">
+    <w:nsid w:val="A99411"/>
+    <w:multiLevelType w:val="multilevel"/>
+    <w:lvl w:ilvl="0">
+      <w:start w:val="1"/>
+      <w:numFmt w:val="decimal"/>
+      <w:lvlText w:val="%1."/>
+      <w:lvlJc w:val="left"/>
+      <w:pPr>
+        <w:ind w:left="720" w:hanging="480"/>
+      </w:pPr>
+    </w:lvl>
+    <w:lvl w:ilvl="1">
+      <w:start w:val="1"/>
+      <w:numFmt w:val="decimal"/>
+      <w:lvlText w:val="%2."/>
+      <w:lvlJc w:val="left"/>
+      <w:pPr>
+        <w:ind w:left="1440" w:hanging="480"/>
+      </w:pPr>
+    </w:lvl>
+    <w:lvl w:ilvl="2">
+      <w:start w:val="1"/>
+      <w:numFmt w:val="decimal"/>
+      <w:lvlText w:val="%3."/>
+      <w:lvlJc w:val="left"/>
+      <w:pPr>
+        <w:ind w:left="2160" w:hanging="480"/>
+      </w:pPr>
+    </w:lvl>
+    <w:lvl w:ilvl="3">
+      <w:start w:val="1"/>
+      <w:numFmt w:val="decimal"/>
+      <w:lvlText w:val="%4."/>
+      <w:lvlJc w:val="left"/>
+      <w:pPr>
+        <w:ind w:left="2880" w:hanging="480"/>
+      </w:pPr>
+    </w:lvl>
+    <w:lvl w:ilvl="4">
+      <w:start w:val="1"/>
+      <w:numFmt w:val="decimal"/>
+      <w:lvlText w:val="%5."/>
+      <w:lvlJc w:val="left"/>
+      <w:pPr>
+        <w:ind w:left="3600" w:hanging="480"/>
+      </w:pPr>
+    </w:lvl>
+    <w:lvl w:ilvl="5">
+      <w:start w:val="1"/>
+      <w:numFmt w:val="decimal"/>
+      <w:lvlText w:val="%6."/>
+      <w:lvlJc w:val="left"/>
+      <w:pPr>
+        <w:ind w:left="4320" w:hanging="480"/>
+      </w:pPr>
+    </w:lvl>
+    <w:lvl w:ilvl="6">
+      <w:start w:val="1"/>
+      <w:numFmt w:val="decimal"/>
+      <w:lvlText w:val="%7."/>
+      <w:lvlJc w:val="left"/>
+      <w:pPr>
+        <w:ind w:left="5040" w:hanging="480"/>
+      </w:pPr>
+    </w:lvl>
+    <w:lvl w:ilvl="7">
+      <w:start w:val="1"/>
+      <w:numFmt w:val="decimal"/>
+      <w:lvlText w:val="%8."/>
+      <w:lvlJc w:val="left"/>
+      <w:pPr>
+        <w:ind w:left="5760" w:hanging="480"/>
+      </w:pPr>
+    </w:lvl>
+    <w:lvl w:ilvl="8">
+      <w:start w:val="1"/>
+      <w:numFmt w:val="decimal"/>
+      <w:lvlText w:val="%9."/>
+      <w:lvlJc w:val="left"/>
+      <w:pPr>
+        <w:ind w:left="6480" w:hanging="480"/>
+      </w:pPr>
+    </w:lvl>
+  </w:abstractNum>
   <w:num w:numId="1000">
     <w:abstractNumId w:val="990"/>
   </w:num>
@@ -1064,9 +1367,42 @@
     <w:abstractNumId w:val="991"/>
   </w:num>
   <w:num w:numId="1003">
+    <w:abstractNumId w:val="99411"/>
+    <w:lvlOverride w:ilvl="0">
+      <w:startOverride w:val="1"/>
+    </w:lvlOverride>
+    <w:lvlOverride w:ilvl="1">
+      <w:startOverride w:val="1"/>
+    </w:lvlOverride>
+    <w:lvlOverride w:ilvl="2">
+      <w:startOverride w:val="1"/>
+    </w:lvlOverride>
+    <w:lvlOverride w:ilvl="3">
+      <w:startOverride w:val="1"/>
+    </w:lvlOverride>
+    <w:lvlOverride w:ilvl="4">
+      <w:startOverride w:val="1"/>
+    </w:lvlOverride>
+    <w:lvlOverride w:ilvl="5">
+      <w:startOverride w:val="1"/>
+    </w:lvlOverride>
+    <w:lvlOverride w:ilvl="6">
+      <w:startOverride w:val="1"/>
+    </w:lvlOverride>
+    <w:lvlOverride w:ilvl="7">
+      <w:startOverride w:val="1"/>
+    </w:lvlOverride>
+    <w:lvlOverride w:ilvl="8">
+      <w:startOverride w:val="1"/>
+    </w:lvlOverride>
+  </w:num>
+  <w:num w:numId="1004">
     <w:abstractNumId w:val="991"/>
   </w:num>
-  <w:num w:numId="1004">
+  <w:num w:numId="1005">
+    <w:abstractNumId w:val="991"/>
+  </w:num>
+  <w:num w:numId="1006">
     <w:abstractNumId w:val="991"/>
   </w:num>
 </w:numbering>
